--- a/web/public/Pratidhwani-Capstone-Report.docx
+++ b/web/public/Pratidhwani-Capstone-Report.docx
@@ -2283,7 +2283,7 @@
       </w:pPr>
       <w:r/>
       <w:r>
-        <w:t>The deployment topology is a single Google Cloud project (dmjone) in region asia-east1. Cloud Run domain mappings (which are not yet available in asia-south1) terminate the custom hostname pratidhwani.dmj.one with a Google-managed TLS certificate, and Cloudflare DNS hosts the single CNAME record that points the subdomain to ghs.googlehosted.com.</w:t>
+        <w:t>The deployment topology is a single Google Cloud project (&lt;your-project&gt;) in region asia-east1. Cloud Run domain mappings (which are not yet available in asia-south1) terminate the custom hostname pratidhwani.dmj.one with a Google-managed TLS certificate, and Cloudflare DNS hosts the single CNAME record that points the subdomain to ghs.googlehosted.com.</w:t>
       </w:r>
     </w:p>
     <w:p>
@@ -2622,7 +2622,7 @@
       </w:pPr>
       <w:r/>
       <w:r>
-        <w:t>All three services are deployed to Google Cloud Run in region asia-east1, project dmjone, via `bash deploy/orchestrate.sh`. The orchestrator deploys db → api → web, captures each URL, and grants the next service's runtime service account the run.invoker role on the previous one. Image build uses Google Cloud Build with `--source=.` so no local Docker daemon is required.</w:t>
+        <w:t>All three services are deployed to Google Cloud Run in region asia-east1, project &lt;your-project&gt;, via `bash deploy/orchestrate.sh`. The orchestrator deploys db → api → web, captures each URL, and grants the next service's runtime service account the run.invoker role on the previous one. Image build uses Google Cloud Build with `--source=.` so no local Docker daemon is required.</w:t>
       </w:r>
     </w:p>
     <w:p>
@@ -2649,7 +2649,7 @@
       </w:pPr>
       <w:r/>
       <w:r>
-        <w:t>Cleanup. The pre-existing GCS bucket dmjone-pratidhwani-db was deleted after the database was switched to ephemeral storage. The asia-south1 Cloud Run revisions were deleted after the asia-east1 ones came up. The Artifact Registry repo in asia-south1 still exists but holds no Pratidhwani images.</w:t>
+        <w:t>Cleanup. The pre-existing GCS bucket &lt;your-project&gt;-pratidhwani-db was deleted after the database was switched to ephemeral storage. The asia-south1 Cloud Run revisions were deleted after the asia-east1 ones came up. The Artifact Registry repo in asia-south1 still exists but holds no Pratidhwani images.</w:t>
       </w:r>
     </w:p>
     <w:p>

--- a/web/public/Pratidhwani-Capstone-Report.docx
+++ b/web/public/Pratidhwani-Capstone-Report.docx
@@ -128,7 +128,7 @@
         <w:rPr>
           <w:b/>
         </w:rPr>
-        <w:t>Name of Student: Anshuman Mohanty</w:t>
+        <w:t>Name of Student: Lakshay Sharma</w:t>
       </w:r>
     </w:p>
     <w:p>
@@ -147,7 +147,7 @@
           <w:noProof/>
           <w:lang w:val="en-US"/>
         </w:rPr>
-        <w:t>Registration Number: GF202217744</w:t>
+        <w:t>Registration Number: GF202216641</w:t>
       </w:r>
     </w:p>
     <w:p>
@@ -192,7 +192,7 @@
         <w:rPr>
           <w:b/>
         </w:rPr>
-        <w:t>Capstone Mentor: Mr. Ashish</w:t>
+        <w:t>Capstone Mentor: Dr. Kritika Rana</w:t>
       </w:r>
     </w:p>
     <w:tbl>
@@ -495,6 +495,7 @@
         </w:rPr>
       </w:pPr>
       <w:r>
+        <w:br w:type="page"/>
         <w:rPr>
           <w:rFonts w:ascii="Times New Roman" w:hAnsi="Times New Roman" w:cs="Times New Roman"/>
           <w:b/>
@@ -512,7 +513,7 @@
       </w:pPr>
       <w:r/>
       <w:r>
-        <w:t>I express my sincere gratitude to my Capstone Mentor, Mr. Ashish, of the Yogananda School of AI, Computers and Data Sciences, Shoolini University of Biotechnology and Management Sciences, Solan, H.P., for his patient guidance, constructive criticism, and steady encouragement throughout this capstone. His insistence on rigour at every step shaped the way I framed the research gaps and the way I designed Pratidhwani end-to-end on Google Cloud Run.</w:t>
+        <w:t>I express my sincere gratitude to my Capstone Mentor, Dr. Kritika Rana, of the Yogananda School of AI, Computers and Data Sciences, Shoolini University of Biotechnology and Management Sciences, Solan, H.P., for his patient guidance, constructive criticism, and steady encouragement throughout this capstone. His insistence on rigour at every step shaped the way I framed the research gaps and the way I designed Pratidhwani end-to-end on Google Cloud Run.</w:t>
       </w:r>
     </w:p>
     <w:p>
@@ -833,6 +834,7 @@
         </w:rPr>
       </w:pPr>
       <w:r>
+        <w:br w:type="page"/>
         <w:rPr>
           <w:rFonts w:ascii="Times New Roman" w:hAnsi="Times New Roman" w:cs="Times New Roman"/>
           <w:b/>
@@ -1227,6 +1229,7 @@
         </w:rPr>
       </w:pPr>
       <w:r>
+        <w:br w:type="page"/>
         <w:rPr>
           <w:rFonts w:ascii="Times New Roman" w:hAnsi="Times New Roman" w:cs="Times New Roman"/>
           <w:b/>
@@ -1600,6 +1603,7 @@
         </w:rPr>
       </w:pPr>
       <w:r>
+        <w:br w:type="page"/>
         <w:rPr>
           <w:rFonts w:ascii="Times New Roman" w:hAnsi="Times New Roman" w:cs="Times New Roman"/>
           <w:b/>
@@ -1995,6 +1999,7 @@
         </w:rPr>
       </w:pPr>
       <w:r>
+        <w:br w:type="page"/>
         <w:rPr>
           <w:rFonts w:ascii="Times New Roman" w:hAnsi="Times New Roman" w:cs="Times New Roman"/>
           <w:b/>
@@ -2047,6 +2052,7 @@
         </w:rPr>
       </w:pPr>
       <w:r>
+        <w:br w:type="page"/>
         <w:rPr>
           <w:rFonts w:ascii="Times New Roman" w:hAnsi="Times New Roman" w:cs="Times New Roman"/>
           <w:b/>
@@ -2178,6 +2184,7 @@
         </w:rPr>
       </w:pPr>
       <w:r>
+        <w:br w:type="page"/>
         <w:rPr>
           <w:rFonts w:ascii="Times New Roman" w:hAnsi="Times New Roman" w:cs="Times New Roman"/>
           <w:b/>
@@ -2240,6 +2247,7 @@
         </w:rPr>
       </w:pPr>
       <w:r>
+        <w:br w:type="page"/>
         <w:rPr>
           <w:rFonts w:ascii="Times New Roman" w:hAnsi="Times New Roman" w:cs="Times New Roman"/>
           <w:b/>
@@ -2301,6 +2309,7 @@
         </w:rPr>
       </w:pPr>
       <w:r>
+        <w:br w:type="page"/>
         <w:rPr>
           <w:rFonts w:ascii="Times New Roman" w:hAnsi="Times New Roman" w:cs="Times New Roman"/>
           <w:b/>
@@ -2362,6 +2371,7 @@
         </w:rPr>
       </w:pPr>
       <w:r>
+        <w:br w:type="page"/>
         <w:rPr>
           <w:rFonts w:ascii="Times New Roman" w:hAnsi="Times New Roman" w:cs="Times New Roman"/>
           <w:b/>
@@ -2423,6 +2433,7 @@
         </w:rPr>
       </w:pPr>
       <w:r>
+        <w:br w:type="page"/>
         <w:rPr>
           <w:rFonts w:ascii="Times New Roman" w:hAnsi="Times New Roman" w:cs="Times New Roman"/>
           <w:b/>
@@ -2484,6 +2495,7 @@
         </w:rPr>
       </w:pPr>
       <w:r>
+        <w:br w:type="page"/>
         <w:rPr>
           <w:rFonts w:ascii="Times New Roman" w:hAnsi="Times New Roman" w:cs="Times New Roman"/>
           <w:b/>
@@ -2545,6 +2557,7 @@
         </w:rPr>
       </w:pPr>
       <w:r>
+        <w:br w:type="page"/>
         <w:rPr>
           <w:rFonts w:ascii="Times New Roman" w:hAnsi="Times New Roman" w:cs="Times New Roman"/>
           <w:b/>
@@ -2606,6 +2619,7 @@
         </w:rPr>
       </w:pPr>
       <w:r>
+        <w:br w:type="page"/>
         <w:rPr>
           <w:rFonts w:ascii="Times New Roman" w:hAnsi="Times New Roman" w:cs="Times New Roman"/>
           <w:b/>
@@ -2667,6 +2681,7 @@
         </w:rPr>
       </w:pPr>
       <w:r>
+        <w:br w:type="page"/>
         <w:rPr>
           <w:rFonts w:ascii="Times New Roman" w:hAnsi="Times New Roman" w:cs="Times New Roman"/>
           <w:b/>
@@ -2746,6 +2761,7 @@
         </w:rPr>
       </w:pPr>
       <w:r>
+        <w:br w:type="page"/>
         <w:rPr>
           <w:rFonts w:ascii="Times New Roman" w:hAnsi="Times New Roman" w:cs="Times New Roman"/>
           <w:b/>
@@ -2798,6 +2814,7 @@
         </w:rPr>
       </w:pPr>
       <w:r>
+        <w:br w:type="page"/>
         <w:rPr>
           <w:rFonts w:ascii="Times New Roman" w:hAnsi="Times New Roman" w:cs="Times New Roman"/>
           <w:b/>
@@ -3354,6 +3371,7 @@
         </w:rPr>
       </w:pPr>
       <w:r>
+        <w:br w:type="page"/>
         <w:rPr>
           <w:rFonts w:ascii="Times New Roman" w:hAnsi="Times New Roman" w:cs="Times New Roman"/>
           <w:b/>
